--- a/Fase 1/Evidencias Grupales/1.5_GuiaEstudiante_Fase 1_Definicion Proyecto APT.docx
+++ b/Fase 1/Evidencias Grupales/1.5_GuiaEstudiante_Fase 1_Definicion Proyecto APT.docx
@@ -1768,7 +1768,7 @@
               </w:rPr>
               <w:t xml:space="preserve">RoomMatch busca abordar la dificultad que enfrentan los estudiantes foráneos al encontrar alojamiento seguro y compañeros de vivienda compatibles. Actualmente, la búsqueda de arriendo estudiantil puede ser informal, con publicaciones sin verificar, poca transparencia en los gastos y riesgo de estafas o conflictos de convivencia.</w:t>
               <w:br w:type="textWrapping"/>
-              <w:t xml:space="preserve">El proyecto está dirigido principalmente a estudiantes que deben trasladarse a otra ciudad para estudiar, especialmente quienes llegan a ciudades con una alta concentración de instituciones de educación superior. La propuesta es relevante para el campo de la informática porque busca entregar una solución tecnológica a una problemática real, utilizando gestión de datos, desarrollo de software y seguridad informática. Su principal aporte sería centralizar la información y facilitar una búsqueda más segura y organizada</w:t>
+              <w:t xml:space="preserve">El proyecto está dirigido principalmente a estudiantes que deben trasladarse a otra ciudad para estudiar, especialmente quienes llegan a ciudades con una alta concentración de instituciones de educación superior. La propuesta es relevante para el campo de la informática porque busca entregar una solución tecnológica a una problemática real, utilizando gestión de datos, desarrollo de software y seguridad informática. Su principal aporte sería centralizar la información y facilitar una búsqueda más segura y organizada </w:t>
             </w:r>
             <w:r>
               <w:rPr>
@@ -2387,13 +2387,26 @@
               <w:rPr>
                 <w:rtl w:val="0"/>
               </w:rPr>
-              <w:t xml:space="preserve">Registrar al menos 100 usuarios durante los primeros 3 meses de operación.</w:t>
-            </w:r>
-            <w:r>
-              <w:rPr>
-                <w:rtl w:val="0"/>
-              </w:rPr>
-              <w:t xml:space="preserve"> </w:t>
+              <w:t xml:space="preserve">Lograr que el </w:t>
+            </w:r>
+            <w:r>
+              <w:rPr>
+                <w:b w:val="1"/>
+                <w:bCs w:val="1"/>
+                <w:rtl w:val="0"/>
+              </w:rPr>
+              <w:t xml:space="preserve">60%</w:t>
+            </w:r>
+            <w:r>
+              <w:rPr>
+                <w:rtl w:val="0"/>
+              </w:rPr>
+              <w:t xml:space="preserve"> de los usuarios que generen un "match" en la plataforma concreten efectivamente la convivencia durante los primeros 3 meses de operación.</w:t>
+            </w:r>
+            <w:r>
+              <w:rPr>
+                <w:rtl w:val="0"/>
+              </w:rPr>
             </w:r>
           </w:p>
           <w:p>
@@ -2410,21 +2423,7 @@
               <w:rPr>
                 <w:rtl w:val="0"/>
               </w:rPr>
-              <w:t xml:space="preserve">Lograr que el </w:t>
-            </w:r>
-            <w:r>
-              <w:rPr>
-                <w:b w:val="1"/>
-                <w:bCs w:val="1"/>
-                <w:rtl w:val="0"/>
-              </w:rPr>
-              <w:t xml:space="preserve">60%</w:t>
-            </w:r>
-            <w:r>
-              <w:rPr>
-                <w:rtl w:val="0"/>
-              </w:rPr>
-              <w:t xml:space="preserve"> de los usuarios que generen un "match" en la plataforma concreten efectivamente la convivencia durante los primeros 3 meses de operación.</w:t>
+              <w:t xml:space="preserve">Prevenir la creación de perfiles falsos y publicaciones engañosas mediante mecanismos de validación, manteniendo la tasa de reportes de los usuarios por debajo del 5% del total de anuncios en el primer trimestre. </w:t>
             </w:r>
           </w:p>
           <w:p>
@@ -2441,26 +2440,7 @@
               <w:rPr>
                 <w:rtl w:val="0"/>
               </w:rPr>
-              <w:t xml:space="preserve">Disminuir la incidencia de perfiles falsos y publicaciones engañosas, manteniendo la tasa de reportes a menos del </w:t>
-            </w:r>
-            <w:r>
-              <w:rPr>
-                <w:b w:val="1"/>
-                <w:bCs w:val="1"/>
-                <w:rtl w:val="0"/>
-              </w:rPr>
-              <w:t xml:space="preserve">5%</w:t>
-            </w:r>
-            <w:r>
-              <w:rPr>
-                <w:rtl w:val="0"/>
-              </w:rPr>
-              <w:t xml:space="preserve"> del total de anuncios en el primer trimestre.</w:t>
-            </w:r>
-            <w:r>
-              <w:rPr>
-                <w:rtl w:val="0"/>
-              </w:rPr>
+              <w:t xml:space="preserve">Alcanzar una tasa de respuesta de al menos un 70% en las evaluaciones de seguimiento post-match enviadas a los usuarios tras su primer mes de convivencia, para identificar variables de éxito o fracaso. </w:t>
             </w:r>
           </w:p>
         </w:tc>
@@ -5675,7 +5655,7 @@
               <w:rPr>
                 <w:rtl w:val="0"/>
               </w:rPr>
-              <w:t xml:space="preserve">Implementación de una característica o tecnología que agregue valor diferenciador a la plataforma.</w:t>
+              <w:t xml:space="preserve">Implementación de un sistema de seguimiento post-match y retroalimentación que optimiza el algoritmo de compatibilidad de forma continua. </w:t>
             </w:r>
           </w:p>
         </w:tc>
@@ -5708,12 +5688,63 @@
               <w:rPr>
                 <w:rtl w:val="0"/>
               </w:rPr>
-              <w:t xml:space="preserve">Para demostrar capacidad de ir más allá de los requisitos básicos, aportando una solución creativa al problema de los estudiantes.</w:t>
+              <w:t xml:space="preserve">Para demostrar capacidad de ir más allá de los requisitos básicos, aportando una solución innovadora que aprende de los fracasos para asegurar una convivencia exitosa a largo plazo. </w:t>
             </w:r>
           </w:p>
         </w:tc>
       </w:tr>
     </w:tbl>
+    <w:p>
+      <w:pPr>
+        <w:spacing w:after="0" w:line="360" w:lineRule="auto"/>
+        <w:jc w:val="both"/>
+        <w:rPr>
+          <w:b w:val="1"/>
+          <w:bCs w:val="1"/>
+          <w:sz w:val="24"/>
+          <w:szCs w:val="24"/>
+        </w:rPr>
+      </w:pPr>
+      <w:r>
+        <w:rPr>
+          <w:rtl w:val="0"/>
+        </w:rPr>
+      </w:r>
+    </w:p>
+    <w:p>
+      <w:pPr>
+        <w:spacing w:after="0" w:line="360" w:lineRule="auto"/>
+        <w:jc w:val="both"/>
+        <w:rPr>
+          <w:b w:val="1"/>
+          <w:bCs w:val="1"/>
+          <w:sz w:val="24"/>
+          <w:szCs w:val="24"/>
+        </w:rPr>
+      </w:pPr>
+      <w:r>
+        <w:rPr>
+          <w:rtl w:val="0"/>
+        </w:rPr>
+      </w:r>
+    </w:p>
+    <w:p>
+      <w:pPr>
+        <w:spacing w:after="0" w:line="360" w:lineRule="auto"/>
+        <w:jc w:val="both"/>
+        <w:rPr>
+          <w:b w:val="1"/>
+          <w:bCs w:val="1"/>
+          <w:sz w:val="24"/>
+          <w:szCs w:val="24"/>
+        </w:rPr>
+      </w:pPr>
+      <w:r>
+        <w:rPr>
+          <w:rtl w:val="0"/>
+        </w:rPr>
+      </w:r>
+    </w:p>
     <w:p>
       <w:pPr>
         <w:spacing w:after="0" w:line="360" w:lineRule="auto"/>
